--- a/EXPORTS/DOCX/published/niveau3/English/TropischLandbouwMus.docx
+++ b/EXPORTS/DOCX/published/niveau3/English/TropischLandbouwMus.docx
@@ -2402,7 +2402,89 @@
           <w:color w:val="000000"/>
           <w:sz w:val="24"/>
         </w:rPr>
-        <w:t xml:space="preserve">museum collection. Finally, there is the archive of the </w:t>
+        <w:t>museum collectio</w:t>
+      </w:r>
+      <w:r>
+        <w:rPr>
+          <w:u w:val="single" w:color="0000ff"/>
+          <w:rFonts w:ascii="Charis SIL Regular" w:hAnsi="Charis SIL Regular" w:eastAsia="Charis SIL Regular"/>
+          <w:b w:val="0"/>
+          <w:i w:val="0"/>
+          <w:color w:val="000000"/>
+          <w:sz w:val="24"/>
+        </w:rPr>
+        <w:hyperlink r:id="rId18" w:history="1">
+          <w:r>
+            <w:rPr>
+              <w:rStyle w:val="Hyperlink"/>
+            </w:rPr>
+            <w:t>n. Fina</w:t>
+          </w:r>
+        </w:hyperlink>
+      </w:r>
+      <w:r>
+        <w:rPr>
+          <w:u w:val="single" w:color="0000ff"/>
+          <w:rFonts w:ascii="Charis SIL Regular" w:hAnsi="Charis SIL Regular" w:eastAsia="Charis SIL Regular"/>
+          <w:b w:val="0"/>
+          <w:i w:val="0"/>
+          <w:color w:val="000000"/>
+          <w:sz w:val="24"/>
+        </w:rPr>
+        <w:hyperlink r:id="rId18" w:history="1">
+          <w:r>
+            <w:rPr>
+              <w:rStyle w:val="Hyperlink"/>
+            </w:rPr>
+            <w:t>lly, there i</w:t>
+          </w:r>
+        </w:hyperlink>
+      </w:r>
+      <w:r>
+        <w:rPr>
+          <w:u w:val="single" w:color="0000ff"/>
+          <w:rFonts w:ascii="Charis SIL Regular" w:hAnsi="Charis SIL Regular" w:eastAsia="Charis SIL Regular"/>
+          <w:b w:val="0"/>
+          <w:i w:val="0"/>
+          <w:color w:val="000000"/>
+          <w:sz w:val="24"/>
+        </w:rPr>
+        <w:hyperlink r:id="rId18" w:history="1">
+          <w:r>
+            <w:rPr>
+              <w:rStyle w:val="Hyperlink"/>
+            </w:rPr>
+            <w:t>s</w:t>
+          </w:r>
+        </w:hyperlink>
+      </w:r>
+      <w:r>
+        <w:rPr>
+          <w:u w:val="single" w:color="0000ff"/>
+          <w:rFonts w:ascii="Charis SIL Regular" w:hAnsi="Charis SIL Regular" w:eastAsia="Charis SIL Regular"/>
+          <w:b w:val="0"/>
+          <w:i w:val="0"/>
+          <w:color w:val="000000"/>
+          <w:sz w:val="24"/>
+        </w:rPr>
+        <w:hyperlink r:id="rId18" w:history="1">
+          <w:r>
+            <w:rPr>
+              <w:rStyle w:val="Hyperlink"/>
+            </w:rPr>
+            <w:t xml:space="preserve"> the arc</w:t>
+          </w:r>
+        </w:hyperlink>
+      </w:r>
+      <w:r>
+        <w:rPr>
+          <w:rFonts w:ascii="Charis SIL Regular" w:hAnsi="Charis SIL Regular" w:eastAsia="Charis SIL Regular"/>
+          <w:b w:val="0"/>
+          <w:i w:val="0"/>
+          <w:color w:val="000000"/>
+          <w:sz w:val="24"/>
+        </w:rPr>
+        <w:t xml:space="preserve">hive of the </w:t>
       </w:r>
       <w:r>
         <w:rPr>
@@ -3044,7 +3126,7 @@
           <w:sz w:val="24"/>
           <w:u w:val="single"/>
         </w:rPr>
-        <w:t>Scientific research in col</w:t>
+        <w:t>Scientific research in co</w:t>
       </w:r>
       <w:r>
         <w:rPr>
@@ -3055,7 +3137,7 @@
           <w:sz w:val="24"/>
           <w:u w:val="single"/>
         </w:rPr>
-        <w:t>onised territorie</w:t>
+        <w:t>l</w:t>
       </w:r>
       <w:r>
         <w:rPr>
@@ -3064,8 +3146,9 @@
           <w:i w:val="0"/>
           <w:color w:val="0000FF"/>
           <w:sz w:val="24"/>
-        </w:rPr>
-        <w:t>s</w:t>
+          <w:u w:val="single"/>
+        </w:rPr>
+        <w:t>onised territories</w:t>
       </w:r>
       <w:r>
         <w:br/>
@@ -3908,7 +3991,99 @@
       </w:r>
       <w:r>
         <w:rPr>
-          <w:u w:val="single" w:color="0000ff"/>
+          <w:rFonts w:ascii="Charis SIL Regular" w:hAnsi="Charis SIL Regular" w:eastAsia="Charis SIL Regular"/>
+          <w:b w:val="0"/>
+          <w:i w:val="0"/>
+          <w:color w:val="000000"/>
+          <w:sz w:val="24"/>
+        </w:rPr>
+        <w:t xml:space="preserve">, </w:t>
+      </w:r>
+      <w:r>
+        <w:rPr>
+          <w:rFonts w:ascii="Charis SIL Regular" w:hAnsi="Charis SIL Regular" w:eastAsia="Charis SIL Regular"/>
+          <w:b w:val="0"/>
+          <w:i w:val="0"/>
+          <w:color w:val="0000FF"/>
+          <w:sz w:val="24"/>
+          <w:u w:val="single"/>
+        </w:rPr>
+        <w:hyperlink r:id="rId23" w:history="1">
+          <w:r>
+            <w:rPr>
+              <w:rStyle w:val="Hyperlink"/>
+            </w:rPr>
+            <w:t>ISB</w:t>
+          </w:r>
+        </w:hyperlink>
+      </w:r>
+      <w:r>
+        <w:rPr>
+          <w:rFonts w:ascii="Charis SIL Regular" w:hAnsi="Charis SIL Regular" w:eastAsia="Charis SIL Regular"/>
+          <w:b w:val="0"/>
+          <w:i w:val="0"/>
+          <w:color w:val="0000FF"/>
+          <w:sz w:val="24"/>
+          <w:u w:val="single"/>
+        </w:rPr>
+        <w:hyperlink r:id="rId24" w:history="1">
+          <w:r>
+            <w:rPr>
+              <w:rStyle w:val="Hyperlink"/>
+            </w:rPr>
+            <w:t>N</w:t>
+          </w:r>
+        </w:hyperlink>
+      </w:r>
+      <w:r>
+        <w:rPr>
+          <w:rFonts w:ascii="Charis SIL Regular" w:hAnsi="Charis SIL Regular" w:eastAsia="Charis SIL Regular"/>
+          <w:b w:val="0"/>
+          <w:i w:val="0"/>
+          <w:color w:val="0000FF"/>
+          <w:sz w:val="24"/>
+          <w:u w:val="single"/>
+        </w:rPr>
+        <w:t xml:space="preserve"> </w:t>
+      </w:r>
+      <w:r>
+        <w:rPr>
+          <w:rFonts w:ascii="Charis SIL Regular" w:hAnsi="Charis SIL Regular" w:eastAsia="Charis SIL Regular"/>
+          <w:b w:val="0"/>
+          <w:i w:val="0"/>
+          <w:color w:val="0000FF"/>
+          <w:sz w:val="24"/>
+          <w:u w:val="single"/>
+        </w:rPr>
+        <w:hyperlink r:id="rId23" w:history="1">
+          <w:r>
+            <w:rPr>
+              <w:rStyle w:val="Hyperlink"/>
+            </w:rPr>
+            <w:t>9789080</w:t>
+          </w:r>
+        </w:hyperlink>
+      </w:r>
+      <w:r>
+        <w:rPr>
+          <w:rFonts w:ascii="Charis SIL Regular" w:hAnsi="Charis SIL Regular" w:eastAsia="Charis SIL Regular"/>
+          <w:b w:val="0"/>
+          <w:i w:val="0"/>
+          <w:color w:val="0000FF"/>
+          <w:sz w:val="24"/>
+          <w:u w:val="single"/>
+        </w:rPr>
+        <w:hyperlink r:id="rId23" w:history="1">
+          <w:r>
+            <w:rPr>
+              <w:rStyle w:val="Hyperlink"/>
+            </w:rPr>
+            <w:t>083295</w:t>
+          </w:r>
+        </w:hyperlink>
+      </w:r>
+      <w:r>
+        <w:rPr>
           <w:rFonts w:ascii="Charis SIL Regular" w:hAnsi="Charis SIL Regular" w:eastAsia="Charis SIL Regular"/>
           <w:b w:val="0"/>
           <w:i w:val="0"/>
@@ -3934,99 +4109,6 @@
           <w:u w:val="single"/>
         </w:rPr>
         <w:hyperlink r:id="rId23" w:history="1">
-          <w:r>
-            <w:rPr>
-              <w:rStyle w:val="Hyperlink"/>
-            </w:rPr>
-            <w:t>ISB</w:t>
-          </w:r>
-        </w:hyperlink>
-      </w:r>
-      <w:r>
-        <w:rPr>
-          <w:rFonts w:ascii="Charis SIL Regular" w:hAnsi="Charis SIL Regular" w:eastAsia="Charis SIL Regular"/>
-          <w:b w:val="0"/>
-          <w:i w:val="0"/>
-          <w:color w:val="0000FF"/>
-          <w:sz w:val="24"/>
-          <w:u w:val="single"/>
-        </w:rPr>
-        <w:hyperlink r:id="rId24" w:history="1">
-          <w:r>
-            <w:rPr>
-              <w:rStyle w:val="Hyperlink"/>
-            </w:rPr>
-            <w:t>N</w:t>
-          </w:r>
-        </w:hyperlink>
-      </w:r>
-      <w:r>
-        <w:rPr>
-          <w:rFonts w:ascii="Charis SIL Regular" w:hAnsi="Charis SIL Regular" w:eastAsia="Charis SIL Regular"/>
-          <w:b w:val="0"/>
-          <w:i w:val="0"/>
-          <w:color w:val="0000FF"/>
-          <w:sz w:val="24"/>
-          <w:u w:val="single"/>
-        </w:rPr>
-        <w:t xml:space="preserve"> </w:t>
-      </w:r>
-      <w:r>
-        <w:rPr>
-          <w:rFonts w:ascii="Charis SIL Regular" w:hAnsi="Charis SIL Regular" w:eastAsia="Charis SIL Regular"/>
-          <w:b w:val="0"/>
-          <w:i w:val="0"/>
-          <w:color w:val="0000FF"/>
-          <w:sz w:val="24"/>
-          <w:u w:val="single"/>
-        </w:rPr>
-        <w:hyperlink r:id="rId23" w:history="1">
-          <w:r>
-            <w:rPr>
-              <w:rStyle w:val="Hyperlink"/>
-            </w:rPr>
-            <w:t>9789080</w:t>
-          </w:r>
-        </w:hyperlink>
-      </w:r>
-      <w:r>
-        <w:rPr>
-          <w:rFonts w:ascii="Charis SIL Regular" w:hAnsi="Charis SIL Regular" w:eastAsia="Charis SIL Regular"/>
-          <w:b w:val="0"/>
-          <w:i w:val="0"/>
-          <w:color w:val="0000FF"/>
-          <w:sz w:val="24"/>
-          <w:u w:val="single"/>
-        </w:rPr>
-        <w:hyperlink r:id="rId24" w:history="1">
-          <w:r>
-            <w:rPr>
-              <w:rStyle w:val="Hyperlink"/>
-            </w:rPr>
-            <w:t>083295</w:t>
-          </w:r>
-        </w:hyperlink>
-      </w:r>
-      <w:r>
-        <w:rPr>
-          <w:rFonts w:ascii="Charis SIL Regular" w:hAnsi="Charis SIL Regular" w:eastAsia="Charis SIL Regular"/>
-          <w:b w:val="0"/>
-          <w:i w:val="0"/>
-          <w:color w:val="000000"/>
-          <w:sz w:val="24"/>
-        </w:rPr>
-        <w:t xml:space="preserve">, </w:t>
-      </w:r>
-      <w:r>
-        <w:rPr>
-          <w:rFonts w:ascii="Charis SIL Regular" w:hAnsi="Charis SIL Regular" w:eastAsia="Charis SIL Regular"/>
-          <w:b w:val="0"/>
-          <w:i w:val="0"/>
-          <w:color w:val="0000FF"/>
-          <w:sz w:val="24"/>
-          <w:u w:val="single"/>
-        </w:rPr>
-        <w:hyperlink r:id="rId25" w:history="1">
           <w:r>
             <w:rPr>
               <w:rStyle w:val="Hyperlink"/>

--- a/EXPORTS/DOCX/published/niveau3/English/TropischLandbouwMus.docx
+++ b/EXPORTS/DOCX/published/niveau3/English/TropischLandbouwMus.docx
@@ -838,7 +838,6 @@
           <w:i w:val="0"/>
           <w:color w:val="0000FF"/>
           <w:sz w:val="24"/>
-          <w:u w:val="single"/>
         </w:rPr>
         <w:hyperlink r:id="rId12" w:history="1">
           <w:r>
@@ -858,7 +857,7 @@
           <w:sz w:val="24"/>
           <w:u w:val="single"/>
         </w:rPr>
-        <w:hyperlink r:id="rId12" w:history="1">
+        <w:hyperlink r:id="rId11" w:history="1">
           <w:r>
             <w:rPr>
               <w:rStyle w:val="Hyperlink"/>
@@ -887,7 +886,7 @@
           <w:sz w:val="24"/>
           <w:u w:val="single"/>
         </w:rPr>
-        <w:hyperlink r:id="rId12" w:history="1">
+        <w:hyperlink r:id="rId11" w:history="1">
           <w:r>
             <w:rPr>
               <w:rStyle w:val="Hyperlink"/>
@@ -934,7 +933,7 @@
           <w:sz w:val="24"/>
           <w:u w:val="single"/>
         </w:rPr>
-        <w:hyperlink r:id="rId11" w:history="1">
+        <w:hyperlink r:id="rId12" w:history="1">
           <w:r>
             <w:rPr>
               <w:rStyle w:val="Hyperlink"/>
@@ -952,7 +951,7 @@
           <w:sz w:val="24"/>
           <w:u w:val="single"/>
         </w:rPr>
-        <w:hyperlink r:id="rId11" w:history="1">
+        <w:hyperlink r:id="rId12" w:history="1">
           <w:r>
             <w:rPr>
               <w:rStyle w:val="Hyperlink"/>
@@ -4008,7 +4007,7 @@
           <w:sz w:val="24"/>
           <w:u w:val="single"/>
         </w:rPr>
-        <w:hyperlink r:id="rId23" w:history="1">
+        <w:hyperlink r:id="rId24" w:history="1">
           <w:r>
             <w:rPr>
               <w:rStyle w:val="Hyperlink"/>
@@ -4055,7 +4054,7 @@
           <w:sz w:val="24"/>
           <w:u w:val="single"/>
         </w:rPr>
-        <w:hyperlink r:id="rId23" w:history="1">
+        <w:hyperlink r:id="rId24" w:history="1">
           <w:r>
             <w:rPr>
               <w:rStyle w:val="Hyperlink"/>
@@ -4073,7 +4072,7 @@
           <w:sz w:val="24"/>
           <w:u w:val="single"/>
         </w:rPr>
-        <w:hyperlink r:id="rId23" w:history="1">
+        <w:hyperlink r:id="rId24" w:history="1">
           <w:r>
             <w:rPr>
               <w:rStyle w:val="Hyperlink"/>
@@ -4084,20 +4083,14 @@
       </w:r>
       <w:r>
         <w:rPr>
+          <w:u w:val="single" w:color="0000ff"/>
           <w:rFonts w:ascii="Charis SIL Regular" w:hAnsi="Charis SIL Regular" w:eastAsia="Charis SIL Regular"/>
           <w:b w:val="0"/>
           <w:i w:val="0"/>
           <w:color w:val="000000"/>
           <w:sz w:val="24"/>
         </w:rPr>
-        <w:hyperlink r:id="rId23" w:history="1">
-          <w:r>
-            <w:rPr>
-              <w:rStyle w:val="Hyperlink"/>
-            </w:rPr>
-            <w:t xml:space="preserve">, </w:t>
-          </w:r>
-        </w:hyperlink>
+        <w:t xml:space="preserve">, </w:t>
       </w:r>
       <w:r>
         <w:rPr>
@@ -4108,7 +4101,7 @@
           <w:sz w:val="24"/>
           <w:u w:val="single"/>
         </w:rPr>
-        <w:hyperlink r:id="rId23" w:history="1">
+        <w:hyperlink r:id="rId25" w:history="1">
           <w:r>
             <w:rPr>
               <w:rStyle w:val="Hyperlink"/>

--- a/EXPORTS/DOCX/published/niveau3/English/TropischLandbouwMus.docx
+++ b/EXPORTS/DOCX/published/niveau3/English/TropischLandbouwMus.docx
@@ -838,6 +838,7 @@
           <w:i w:val="0"/>
           <w:color w:val="0000FF"/>
           <w:sz w:val="24"/>
+          <w:u w:val="single"/>
         </w:rPr>
         <w:hyperlink r:id="rId12" w:history="1">
           <w:r>
@@ -857,7 +858,7 @@
           <w:sz w:val="24"/>
           <w:u w:val="single"/>
         </w:rPr>
-        <w:hyperlink r:id="rId11" w:history="1">
+        <w:hyperlink r:id="rId12" w:history="1">
           <w:r>
             <w:rPr>
               <w:rStyle w:val="Hyperlink"/>
@@ -886,7 +887,7 @@
           <w:sz w:val="24"/>
           <w:u w:val="single"/>
         </w:rPr>
-        <w:hyperlink r:id="rId11" w:history="1">
+        <w:hyperlink r:id="rId12" w:history="1">
           <w:r>
             <w:rPr>
               <w:rStyle w:val="Hyperlink"/>
@@ -904,7 +905,7 @@
           <w:sz w:val="24"/>
           <w:u w:val="single"/>
         </w:rPr>
-        <w:hyperlink r:id="rId11" w:history="1">
+        <w:hyperlink r:id="rId12" w:history="1">
           <w:r>
             <w:rPr>
               <w:rStyle w:val="Hyperlink"/>
@@ -933,7 +934,7 @@
           <w:sz w:val="24"/>
           <w:u w:val="single"/>
         </w:rPr>
-        <w:hyperlink r:id="rId12" w:history="1">
+        <w:hyperlink r:id="rId11" w:history="1">
           <w:r>
             <w:rPr>
               <w:rStyle w:val="Hyperlink"/>
@@ -951,7 +952,7 @@
           <w:sz w:val="24"/>
           <w:u w:val="single"/>
         </w:rPr>
-        <w:hyperlink r:id="rId12" w:history="1">
+        <w:hyperlink r:id="rId11" w:history="1">
           <w:r>
             <w:rPr>
               <w:rStyle w:val="Hyperlink"/>
@@ -4083,7 +4084,6 @@
       </w:r>
       <w:r>
         <w:rPr>
-          <w:u w:val="single" w:color="0000ff"/>
           <w:rFonts w:ascii="Charis SIL Regular" w:hAnsi="Charis SIL Regular" w:eastAsia="Charis SIL Regular"/>
           <w:b w:val="0"/>
           <w:i w:val="0"/>
